--- a/rules/pectoBeta1.0QuickstartRulebook.docx
+++ b/rules/pectoBeta1.0QuickstartRulebook.docx
@@ -4,9 +4,315 @@
   <w:body>
     <w:p>
       <w:pPr>
+        <w:pStyle w:val="Title"/>
+      </w:pPr>
+      <w:r>
+        <w:t>Pecto Quickstart rulebook</w:t>
+      </w:r>
+    </w:p>
+    <w:p>
+      <w:pPr>
         <w:pStyle w:val="Heading1"/>
       </w:pPr>
       <w:r>
+        <w:t>Getting Started</w:t>
+      </w:r>
+    </w:p>
+    <w:p>
+      <w:pPr>
+        <w:pStyle w:val="Heading2"/>
+      </w:pPr>
+      <w:r>
+        <w:t>Overview</w:t>
+      </w:r>
+    </w:p>
+    <w:p>
+      <w:r>
+        <w:t>At the start of the game, shuffle your deck and draw 3 cards from the top of it. Typically, you want to see at least 1 LVL 1 card in your opening hand. For any cards you don’t like, you can send them to the bottom of your deck and draw a new card. You may do this for 3 different cards (including cards that are re-rolled).</w:t>
+      </w:r>
+    </w:p>
+    <w:p>
+      <w:r>
+        <w:t>Both players start at 10 Life. When your opponent reaches 0 Life, you win the game.</w:t>
+      </w:r>
+    </w:p>
+    <w:p>
+      <w:pPr>
+        <w:pStyle w:val="Heading2"/>
+      </w:pPr>
+      <w:r>
+        <w:t>Start of a Turn</w:t>
+      </w:r>
+    </w:p>
+    <w:p>
+      <w:r>
+        <w:t>Before your turn begins, 4 things happen in this order:</w:t>
+      </w:r>
+    </w:p>
+    <w:p>
+      <w:pPr>
+        <w:numPr>
+          <w:ilvl w:val="0"/>
+          <w:numId w:val="2"/>
+        </w:numPr>
+      </w:pPr>
+      <w:r>
+        <w:t>All cards you control become active</w:t>
+      </w:r>
+    </w:p>
+    <w:p>
+      <w:pPr>
+        <w:numPr>
+          <w:ilvl w:val="0"/>
+          <w:numId w:val="2"/>
+        </w:numPr>
+      </w:pPr>
+      <w:r>
+        <w:t>Your minimum LVL cap increases by 1</w:t>
+      </w:r>
+    </w:p>
+    <w:p>
+      <w:pPr>
+        <w:numPr>
+          <w:ilvl w:val="0"/>
+          <w:numId w:val="2"/>
+        </w:numPr>
+      </w:pPr>
+      <w:r>
+        <w:t>Any cards you control with a BEGIN trigger activate (you may choose the order)</w:t>
+      </w:r>
+    </w:p>
+    <w:p>
+      <w:pPr>
+        <w:numPr>
+          <w:ilvl w:val="0"/>
+          <w:numId w:val="2"/>
+        </w:numPr>
+      </w:pPr>
+      <w:r>
+        <w:t>Draw a card for the turn, and 1 additional card for each back row card you control (see game board section). If at any point you were to draw a card and your deck is empty, shuffle your discard pile and make it your new deck. If your discard is empty at this point, you lose the game.</w:t>
+      </w:r>
+    </w:p>
+    <w:p>
+      <w:pPr>
+        <w:pStyle w:val="Heading2"/>
+      </w:pPr>
+      <w:r>
+        <w:t>Level Cap</w:t>
+      </w:r>
+    </w:p>
+    <w:p>
+      <w:r>
+        <w:t>Your Level (LVL) cap represents which cards you can play from your hand. Your LVL Cap is determined by the higher value of 2 things:</w:t>
+      </w:r>
+    </w:p>
+    <w:p>
+      <w:pPr>
+        <w:numPr>
+          <w:ilvl w:val="0"/>
+          <w:numId w:val="3"/>
+        </w:numPr>
+      </w:pPr>
+      <w:r>
+        <w:t>Your minimum LVL Cap</w:t>
+      </w:r>
+    </w:p>
+    <w:p>
+      <w:pPr>
+        <w:numPr>
+          <w:ilvl w:val="0"/>
+          <w:numId w:val="3"/>
+        </w:numPr>
+      </w:pPr>
+      <w:r>
+        <w:t>The highest LVL card you control + 1</w:t>
+      </w:r>
+    </w:p>
+    <w:p>
+      <w:r>
+        <w:t>This value constantly updates throughout the game.</w:t>
+      </w:r>
+    </w:p>
+    <w:p>
+      <w:pPr>
+        <w:pStyle w:val="Heading2"/>
+      </w:pPr>
+      <w:r>
+        <w:t>Game Board</w:t>
+      </w:r>
+    </w:p>
+    <w:p>
+      <w:r>
+        <w:t xml:space="preserve">The game board is made up of 5 zones in total. 3 front row zones, and 2 back row zones. Cards in the front row can declare attacks during your turn, while cards in the back row cannot. </w:t>
+      </w:r>
+    </w:p>
+    <w:p>
+      <w:r>
+        <w:br w:type="page"/>
+      </w:r>
+    </w:p>
+    <w:p>
+      <w:pPr>
+        <w:pStyle w:val="Heading1"/>
+      </w:pPr>
+      <w:r>
+        <w:lastRenderedPageBreak/>
+        <w:t>Taking your turn</w:t>
+      </w:r>
+    </w:p>
+    <w:p>
+      <w:pPr>
+        <w:pStyle w:val="Heading2"/>
+      </w:pPr>
+      <w:r>
+        <w:t>Setting Cards</w:t>
+      </w:r>
+    </w:p>
+    <w:p>
+      <w:r>
+        <w:t>You may set cards at any point during your turn when you can take a game action. When you set a card, it goes into one of your five open zones. Cards that have LVL less than or equal to your LVL Cap can be set from your hand. You must also meet or fulfill any ritual costs a card might have to set it from your hand.</w:t>
+      </w:r>
+    </w:p>
+    <w:p>
+      <w:r>
+        <w:t>If a card were to be set via a card effect, you may ignore all costs including rituals.</w:t>
+      </w:r>
+    </w:p>
+    <w:p>
+      <w:pPr>
+        <w:pStyle w:val="Heading2"/>
+      </w:pPr>
+      <w:r>
+        <w:t>Moving Cards</w:t>
+      </w:r>
+    </w:p>
+    <w:p>
+      <w:r>
+        <w:t>Once per turn, you may swap the positions of 2 active cards you control.</w:t>
+      </w:r>
+    </w:p>
+    <w:p>
+      <w:pPr>
+        <w:pStyle w:val="Heading2"/>
+      </w:pPr>
+      <w:r>
+        <w:t>Combat</w:t>
+      </w:r>
+    </w:p>
+    <w:p>
+      <w:r>
+        <w:t xml:space="preserve">At any point during your turn, when you can take a game action, if your card is in the front </w:t>
+      </w:r>
+      <w:proofErr w:type="gramStart"/>
+      <w:r>
+        <w:t>row</w:t>
+      </w:r>
+      <w:proofErr w:type="gramEnd"/>
+      <w:r>
+        <w:t xml:space="preserve"> you may activate </w:t>
+      </w:r>
+      <w:proofErr w:type="gramStart"/>
+      <w:r>
+        <w:t>it’s</w:t>
+      </w:r>
+      <w:proofErr w:type="gramEnd"/>
+      <w:r>
+        <w:t xml:space="preserve"> attack (you may only activate active cards), causing it to become inactive. Once your card’s attack resolves, it will attack the zone directly in front of it (the opposing zone).</w:t>
+      </w:r>
+    </w:p>
+    <w:p>
+      <w:r>
+        <w:t>If a card is in the opposing zone, the cards enter combat and they deal damage to the other card equal to their FORCE at the same time.</w:t>
+      </w:r>
+    </w:p>
+    <w:p>
+      <w:r>
+        <w:t>If the opposing one is empty, you may choose to attack an adjacent back row card the opponent controls or attack them directly. Back row card combat works the same way as front row.</w:t>
+      </w:r>
+    </w:p>
+    <w:p>
+      <w:r>
+        <w:t>If a card hits an opponent, that opponent loses life equal to the card’s FORCE.</w:t>
+      </w:r>
+    </w:p>
+    <w:p>
+      <w:pPr>
+        <w:pStyle w:val="Heading2"/>
+      </w:pPr>
+      <w:r>
+        <w:t>Responses</w:t>
+      </w:r>
+    </w:p>
+    <w:p>
+      <w:r>
+        <w:t xml:space="preserve">Whenever your opponent resolves a full game action (declaring an action, and then any triggers related to that action resolve) and </w:t>
+      </w:r>
+      <w:proofErr w:type="gramStart"/>
+      <w:r>
+        <w:t>its</w:t>
+      </w:r>
+      <w:proofErr w:type="gramEnd"/>
+      <w:r>
+        <w:t xml:space="preserve"> not your turn, you are given a chance to respond to that action with a response speed action of your own. For example, if an opponent set a card, and you have a card on the board with a cast or skill, if that card is </w:t>
+      </w:r>
+      <w:proofErr w:type="gramStart"/>
+      <w:r>
+        <w:t>active</w:t>
+      </w:r>
+      <w:proofErr w:type="gramEnd"/>
+      <w:r>
+        <w:t xml:space="preserve"> you may deactivate it and use the respective action.</w:t>
+      </w:r>
+    </w:p>
+    <w:p>
+      <w:r>
+        <w:t>Cards with the “response” keyword can also be set from your hand here following the same setting rules as if it was your turn.</w:t>
+      </w:r>
+    </w:p>
+    <w:p>
+      <w:pPr>
+        <w:pStyle w:val="Heading2"/>
+      </w:pPr>
+      <w:r>
+        <w:t>Ending a turn</w:t>
+      </w:r>
+    </w:p>
+    <w:p>
+      <w:r>
+        <w:t>Your turn ends when you declare it to be over. At this point, any cards you control with an END trigger activate their effect (you may choose the order they resolve).</w:t>
+      </w:r>
+      <w:r>
+        <w:br w:type="page"/>
+      </w:r>
+    </w:p>
+    <w:p>
+      <w:r>
+        <w:lastRenderedPageBreak/>
+        <w:br w:type="page"/>
+      </w:r>
+    </w:p>
+    <w:p>
+      <w:pPr>
+        <w:rPr>
+          <w:caps/>
+          <w:color w:val="FFFFFF" w:themeColor="background1"/>
+          <w:spacing w:val="15"/>
+          <w:sz w:val="22"/>
+          <w:szCs w:val="22"/>
+        </w:rPr>
+        <w:sectPr>
+          <w:pgSz w:w="12240" w:h="15840"/>
+          <w:pgMar w:top="1440" w:right="1440" w:bottom="1440" w:left="1440" w:header="708" w:footer="708" w:gutter="0"/>
+          <w:cols w:space="708"/>
+          <w:docGrid w:linePitch="360"/>
+        </w:sectPr>
+      </w:pPr>
+    </w:p>
+    <w:p>
+      <w:pPr>
+        <w:pStyle w:val="Heading1"/>
+      </w:pPr>
+      <w:r>
         <w:t>Glossary</w:t>
       </w:r>
     </w:p>
@@ -136,13 +442,7 @@
         <w:t xml:space="preserve"> - </w:t>
       </w:r>
       <w:r>
-        <w:t xml:space="preserve">When this card hits a </w:t>
-      </w:r>
-      <w:r>
-        <w:t>target,</w:t>
-      </w:r>
-      <w:r>
-        <w:t xml:space="preserve"> add 1 bleed counter to </w:t>
+        <w:t xml:space="preserve">When this card hits a target, add 1 bleed counter to </w:t>
       </w:r>
       <w:r>
         <w:t>that target</w:t>
@@ -193,10 +493,7 @@
         <w:t xml:space="preserve"> - </w:t>
       </w:r>
       <w:r>
-        <w:t xml:space="preserve">If this card were to be set, you may attach it to a card you control instead. While attached, the </w:t>
-      </w:r>
-      <w:r>
-        <w:t>card its attached to gains all keywords (except effect), text, and skills of the effected card.</w:t>
+        <w:t>If this card were to be set, you may attach it to a card you control instead. While attached, the card its attached to gains all keywords (except effect), text, and skills of the effected card.</w:t>
       </w:r>
     </w:p>
     <w:p>
@@ -332,13 +629,7 @@
         <w:t xml:space="preserve"> - </w:t>
       </w:r>
       <w:r>
-        <w:t xml:space="preserve">A card blocks when it is </w:t>
-      </w:r>
-      <w:r>
-        <w:t>targeted</w:t>
-      </w:r>
-      <w:r>
-        <w:t xml:space="preserve"> for an attack.</w:t>
+        <w:t>A card blocks when it is targeted for an attack.</w:t>
       </w:r>
     </w:p>
     <w:p>
@@ -407,19 +698,17 @@
         <w:t xml:space="preserve"> - </w:t>
       </w:r>
       <w:r>
-        <w:t xml:space="preserve">You LVL Cap represents what LVL of cards you can play each turn. At the start of each </w:t>
-      </w:r>
-      <w:r>
-        <w:t>turn,</w:t>
-      </w:r>
-      <w:r>
-        <w:t xml:space="preserve"> it increases by </w:t>
+        <w:t xml:space="preserve">You LVL Cap represents what LVL of cards you can play each turn. At the start of each turn, it increases by </w:t>
       </w:r>
       <w:r>
         <w:t>1</w:t>
       </w:r>
       <w:r>
-        <w:t>. It is equal to the highest value between itself, or the highest LVL among cards you control + 1.</w:t>
+        <w:t xml:space="preserve">. It is equal to the highest value </w:t>
+      </w:r>
+      <w:r>
+        <w:lastRenderedPageBreak/>
+        <w:t>between itself, or the highest LVL among cards you control + 1.</w:t>
       </w:r>
     </w:p>
     <w:p>
@@ -442,7 +731,6 @@
         <w:pStyle w:val="Heading2"/>
       </w:pPr>
       <w:r>
-        <w:lastRenderedPageBreak/>
         <w:t>Triggers</w:t>
       </w:r>
     </w:p>
@@ -521,6 +809,7 @@
     <w:p/>
     <w:p/>
     <w:sectPr>
+      <w:type w:val="continuous"/>
       <w:pgSz w:w="12240" w:h="15840"/>
       <w:pgMar w:top="1440" w:right="1440" w:bottom="1440" w:left="1440" w:header="708" w:footer="708" w:gutter="0"/>
       <w:cols w:num="2" w:space="708"/>
@@ -528,6 +817,334 @@
     </w:sectPr>
   </w:body>
 </w:document>
+</file>
+
+<file path=word/numbering.xml><?xml version="1.0" encoding="utf-8"?>
+<w:numbering xmlns:wpc="http://schemas.microsoft.com/office/word/2010/wordprocessingCanvas" xmlns:cx="http://schemas.microsoft.com/office/drawing/2014/chartex" xmlns:cx1="http://schemas.microsoft.com/office/drawing/2015/9/8/chartex" xmlns:cx2="http://schemas.microsoft.com/office/drawing/2015/10/21/chartex" xmlns:cx3="http://schemas.microsoft.com/office/drawing/2016/5/9/chartex" xmlns:cx4="http://schemas.microsoft.com/office/drawing/2016/5/10/chartex" xmlns:cx5="http://schemas.microsoft.com/office/drawing/2016/5/11/chartex" xmlns:cx6="http://schemas.microsoft.com/office/drawing/2016/5/12/chartex" xmlns:cx7="http://schemas.microsoft.com/office/drawing/2016/5/13/chartex" xmlns:cx8="http://schemas.microsoft.com/office/drawing/2016/5/14/chartex" xmlns:mc="http://schemas.openxmlformats.org/markup-compatibility/2006" xmlns:aink="http://schemas.microsoft.com/office/drawing/2016/ink" xmlns:am3d="http://schemas.microsoft.com/office/drawing/2017/model3d" xmlns:o="urn:schemas-microsoft-com:office:office" xmlns:oel="http://schemas.microsoft.com/office/2019/extlst" xmlns:r="http://schemas.openxmlformats.org/officeDocument/2006/relationships" xmlns:m="http://schemas.openxmlformats.org/officeDocument/2006/math" xmlns:v="urn:schemas-microsoft-com:vml" xmlns:wp14="http://schemas.microsoft.com/office/word/2010/wordprocessingDrawing" xmlns:wp="http://schemas.openxmlformats.org/drawingml/2006/wordprocessingDrawing" xmlns:w10="urn:schemas-microsoft-com:office:word" xmlns:w="http://schemas.openxmlformats.org/wordprocessingml/2006/main" xmlns:w14="http://schemas.microsoft.com/office/word/2010/wordml" xmlns:w15="http://schemas.microsoft.com/office/word/2012/wordml" xmlns:w16cex="http://schemas.microsoft.com/office/word/2018/wordml/cex" xmlns:w16cid="http://schemas.microsoft.com/office/word/2016/wordml/cid" xmlns:w16="http://schemas.microsoft.com/office/word/2018/wordml" xmlns:w16du="http://schemas.microsoft.com/office/word/2023/wordml/word16du" xmlns:w16sdtdh="http://schemas.microsoft.com/office/word/2020/wordml/sdtdatahash" xmlns:w16sdtfl="http://schemas.microsoft.com/office/word/2024/wordml/sdtformatlock" xmlns:w16se="http://schemas.microsoft.com/office/word/2015/wordml/symex" xmlns:wpg="http://schemas.microsoft.com/office/word/2010/wordprocessingGroup" xmlns:wpi="http://schemas.microsoft.com/office/word/2010/wordprocessingInk" xmlns:wne="http://schemas.microsoft.com/office/word/2006/wordml" xmlns:wps="http://schemas.microsoft.com/office/word/2010/wordprocessingShape" mc:Ignorable="w14 w15 w16se w16cid w16 w16cex w16sdtdh w16sdtfl w16du wp14">
+  <w:abstractNum w:abstractNumId="0" w15:restartNumberingAfterBreak="0">
+    <w:nsid w:val="17670DD8"/>
+    <w:multiLevelType w:val="hybridMultilevel"/>
+    <w:tmpl w:val="641E48CA"/>
+    <w:lvl w:ilvl="0" w:tplc="1C4E1DD2">
+      <w:numFmt w:val="bullet"/>
+      <w:lvlText w:val="-"/>
+      <w:lvlJc w:val="left"/>
+      <w:pPr>
+        <w:ind w:left="720" w:hanging="360"/>
+      </w:pPr>
+      <w:rPr>
+        <w:rFonts w:ascii="Calibri" w:eastAsiaTheme="minorEastAsia" w:hAnsi="Calibri" w:cs="Calibri" w:hint="default"/>
+      </w:rPr>
+    </w:lvl>
+    <w:lvl w:ilvl="1" w:tplc="10090003" w:tentative="1">
+      <w:start w:val="1"/>
+      <w:numFmt w:val="bullet"/>
+      <w:lvlText w:val="o"/>
+      <w:lvlJc w:val="left"/>
+      <w:pPr>
+        <w:ind w:left="1440" w:hanging="360"/>
+      </w:pPr>
+      <w:rPr>
+        <w:rFonts w:ascii="Courier New" w:hAnsi="Courier New" w:cs="Courier New" w:hint="default"/>
+      </w:rPr>
+    </w:lvl>
+    <w:lvl w:ilvl="2" w:tplc="10090005" w:tentative="1">
+      <w:start w:val="1"/>
+      <w:numFmt w:val="bullet"/>
+      <w:lvlText w:val=""/>
+      <w:lvlJc w:val="left"/>
+      <w:pPr>
+        <w:ind w:left="2160" w:hanging="360"/>
+      </w:pPr>
+      <w:rPr>
+        <w:rFonts w:ascii="Wingdings" w:hAnsi="Wingdings" w:hint="default"/>
+      </w:rPr>
+    </w:lvl>
+    <w:lvl w:ilvl="3" w:tplc="10090001" w:tentative="1">
+      <w:start w:val="1"/>
+      <w:numFmt w:val="bullet"/>
+      <w:lvlText w:val=""/>
+      <w:lvlJc w:val="left"/>
+      <w:pPr>
+        <w:ind w:left="2880" w:hanging="360"/>
+      </w:pPr>
+      <w:rPr>
+        <w:rFonts w:ascii="Symbol" w:hAnsi="Symbol" w:hint="default"/>
+      </w:rPr>
+    </w:lvl>
+    <w:lvl w:ilvl="4" w:tplc="10090003" w:tentative="1">
+      <w:start w:val="1"/>
+      <w:numFmt w:val="bullet"/>
+      <w:lvlText w:val="o"/>
+      <w:lvlJc w:val="left"/>
+      <w:pPr>
+        <w:ind w:left="3600" w:hanging="360"/>
+      </w:pPr>
+      <w:rPr>
+        <w:rFonts w:ascii="Courier New" w:hAnsi="Courier New" w:cs="Courier New" w:hint="default"/>
+      </w:rPr>
+    </w:lvl>
+    <w:lvl w:ilvl="5" w:tplc="10090005" w:tentative="1">
+      <w:start w:val="1"/>
+      <w:numFmt w:val="bullet"/>
+      <w:lvlText w:val=""/>
+      <w:lvlJc w:val="left"/>
+      <w:pPr>
+        <w:ind w:left="4320" w:hanging="360"/>
+      </w:pPr>
+      <w:rPr>
+        <w:rFonts w:ascii="Wingdings" w:hAnsi="Wingdings" w:hint="default"/>
+      </w:rPr>
+    </w:lvl>
+    <w:lvl w:ilvl="6" w:tplc="10090001" w:tentative="1">
+      <w:start w:val="1"/>
+      <w:numFmt w:val="bullet"/>
+      <w:lvlText w:val=""/>
+      <w:lvlJc w:val="left"/>
+      <w:pPr>
+        <w:ind w:left="5040" w:hanging="360"/>
+      </w:pPr>
+      <w:rPr>
+        <w:rFonts w:ascii="Symbol" w:hAnsi="Symbol" w:hint="default"/>
+      </w:rPr>
+    </w:lvl>
+    <w:lvl w:ilvl="7" w:tplc="10090003" w:tentative="1">
+      <w:start w:val="1"/>
+      <w:numFmt w:val="bullet"/>
+      <w:lvlText w:val="o"/>
+      <w:lvlJc w:val="left"/>
+      <w:pPr>
+        <w:ind w:left="5760" w:hanging="360"/>
+      </w:pPr>
+      <w:rPr>
+        <w:rFonts w:ascii="Courier New" w:hAnsi="Courier New" w:cs="Courier New" w:hint="default"/>
+      </w:rPr>
+    </w:lvl>
+    <w:lvl w:ilvl="8" w:tplc="10090005" w:tentative="1">
+      <w:start w:val="1"/>
+      <w:numFmt w:val="bullet"/>
+      <w:lvlText w:val=""/>
+      <w:lvlJc w:val="left"/>
+      <w:pPr>
+        <w:ind w:left="6480" w:hanging="360"/>
+      </w:pPr>
+      <w:rPr>
+        <w:rFonts w:ascii="Wingdings" w:hAnsi="Wingdings" w:hint="default"/>
+      </w:rPr>
+    </w:lvl>
+  </w:abstractNum>
+  <w:abstractNum w:abstractNumId="1" w15:restartNumberingAfterBreak="0">
+    <w:nsid w:val="38357FC8"/>
+    <w:multiLevelType w:val="hybridMultilevel"/>
+    <w:tmpl w:val="C4B25DA8"/>
+    <w:lvl w:ilvl="0" w:tplc="1009000F">
+      <w:start w:val="1"/>
+      <w:numFmt w:val="decimal"/>
+      <w:lvlText w:val="%1."/>
+      <w:lvlJc w:val="left"/>
+      <w:pPr>
+        <w:ind w:left="720" w:hanging="360"/>
+      </w:pPr>
+      <w:rPr>
+        <w:rFonts w:hint="default"/>
+      </w:rPr>
+    </w:lvl>
+    <w:lvl w:ilvl="1" w:tplc="10090019" w:tentative="1">
+      <w:start w:val="1"/>
+      <w:numFmt w:val="lowerLetter"/>
+      <w:lvlText w:val="%2."/>
+      <w:lvlJc w:val="left"/>
+      <w:pPr>
+        <w:ind w:left="1440" w:hanging="360"/>
+      </w:pPr>
+    </w:lvl>
+    <w:lvl w:ilvl="2" w:tplc="1009001B" w:tentative="1">
+      <w:start w:val="1"/>
+      <w:numFmt w:val="lowerRoman"/>
+      <w:lvlText w:val="%3."/>
+      <w:lvlJc w:val="right"/>
+      <w:pPr>
+        <w:ind w:left="2160" w:hanging="180"/>
+      </w:pPr>
+    </w:lvl>
+    <w:lvl w:ilvl="3" w:tplc="1009000F" w:tentative="1">
+      <w:start w:val="1"/>
+      <w:numFmt w:val="decimal"/>
+      <w:lvlText w:val="%4."/>
+      <w:lvlJc w:val="left"/>
+      <w:pPr>
+        <w:ind w:left="2880" w:hanging="360"/>
+      </w:pPr>
+    </w:lvl>
+    <w:lvl w:ilvl="4" w:tplc="10090019" w:tentative="1">
+      <w:start w:val="1"/>
+      <w:numFmt w:val="lowerLetter"/>
+      <w:lvlText w:val="%5."/>
+      <w:lvlJc w:val="left"/>
+      <w:pPr>
+        <w:ind w:left="3600" w:hanging="360"/>
+      </w:pPr>
+    </w:lvl>
+    <w:lvl w:ilvl="5" w:tplc="1009001B" w:tentative="1">
+      <w:start w:val="1"/>
+      <w:numFmt w:val="lowerRoman"/>
+      <w:lvlText w:val="%6."/>
+      <w:lvlJc w:val="right"/>
+      <w:pPr>
+        <w:ind w:left="4320" w:hanging="180"/>
+      </w:pPr>
+    </w:lvl>
+    <w:lvl w:ilvl="6" w:tplc="1009000F" w:tentative="1">
+      <w:start w:val="1"/>
+      <w:numFmt w:val="decimal"/>
+      <w:lvlText w:val="%7."/>
+      <w:lvlJc w:val="left"/>
+      <w:pPr>
+        <w:ind w:left="5040" w:hanging="360"/>
+      </w:pPr>
+    </w:lvl>
+    <w:lvl w:ilvl="7" w:tplc="10090019" w:tentative="1">
+      <w:start w:val="1"/>
+      <w:numFmt w:val="lowerLetter"/>
+      <w:lvlText w:val="%8."/>
+      <w:lvlJc w:val="left"/>
+      <w:pPr>
+        <w:ind w:left="5760" w:hanging="360"/>
+      </w:pPr>
+    </w:lvl>
+    <w:lvl w:ilvl="8" w:tplc="1009001B" w:tentative="1">
+      <w:start w:val="1"/>
+      <w:numFmt w:val="lowerRoman"/>
+      <w:lvlText w:val="%9."/>
+      <w:lvlJc w:val="right"/>
+      <w:pPr>
+        <w:ind w:left="6480" w:hanging="180"/>
+      </w:pPr>
+    </w:lvl>
+  </w:abstractNum>
+  <w:abstractNum w:abstractNumId="2" w15:restartNumberingAfterBreak="0">
+    <w:nsid w:val="48454413"/>
+    <w:multiLevelType w:val="hybridMultilevel"/>
+    <w:tmpl w:val="2D407CB4"/>
+    <w:lvl w:ilvl="0" w:tplc="295AB55C">
+      <w:start w:val="1"/>
+      <w:numFmt w:val="bullet"/>
+      <w:lvlText w:val="-"/>
+      <w:lvlJc w:val="left"/>
+      <w:pPr>
+        <w:ind w:left="720" w:hanging="360"/>
+      </w:pPr>
+      <w:rPr>
+        <w:rFonts w:ascii="Calibri" w:eastAsiaTheme="minorEastAsia" w:hAnsi="Calibri" w:cs="Calibri" w:hint="default"/>
+      </w:rPr>
+    </w:lvl>
+    <w:lvl w:ilvl="1" w:tplc="10090003" w:tentative="1">
+      <w:start w:val="1"/>
+      <w:numFmt w:val="bullet"/>
+      <w:lvlText w:val="o"/>
+      <w:lvlJc w:val="left"/>
+      <w:pPr>
+        <w:ind w:left="1440" w:hanging="360"/>
+      </w:pPr>
+      <w:rPr>
+        <w:rFonts w:ascii="Courier New" w:hAnsi="Courier New" w:cs="Courier New" w:hint="default"/>
+      </w:rPr>
+    </w:lvl>
+    <w:lvl w:ilvl="2" w:tplc="10090005" w:tentative="1">
+      <w:start w:val="1"/>
+      <w:numFmt w:val="bullet"/>
+      <w:lvlText w:val=""/>
+      <w:lvlJc w:val="left"/>
+      <w:pPr>
+        <w:ind w:left="2160" w:hanging="360"/>
+      </w:pPr>
+      <w:rPr>
+        <w:rFonts w:ascii="Wingdings" w:hAnsi="Wingdings" w:hint="default"/>
+      </w:rPr>
+    </w:lvl>
+    <w:lvl w:ilvl="3" w:tplc="10090001" w:tentative="1">
+      <w:start w:val="1"/>
+      <w:numFmt w:val="bullet"/>
+      <w:lvlText w:val=""/>
+      <w:lvlJc w:val="left"/>
+      <w:pPr>
+        <w:ind w:left="2880" w:hanging="360"/>
+      </w:pPr>
+      <w:rPr>
+        <w:rFonts w:ascii="Symbol" w:hAnsi="Symbol" w:hint="default"/>
+      </w:rPr>
+    </w:lvl>
+    <w:lvl w:ilvl="4" w:tplc="10090003" w:tentative="1">
+      <w:start w:val="1"/>
+      <w:numFmt w:val="bullet"/>
+      <w:lvlText w:val="o"/>
+      <w:lvlJc w:val="left"/>
+      <w:pPr>
+        <w:ind w:left="3600" w:hanging="360"/>
+      </w:pPr>
+      <w:rPr>
+        <w:rFonts w:ascii="Courier New" w:hAnsi="Courier New" w:cs="Courier New" w:hint="default"/>
+      </w:rPr>
+    </w:lvl>
+    <w:lvl w:ilvl="5" w:tplc="10090005" w:tentative="1">
+      <w:start w:val="1"/>
+      <w:numFmt w:val="bullet"/>
+      <w:lvlText w:val=""/>
+      <w:lvlJc w:val="left"/>
+      <w:pPr>
+        <w:ind w:left="4320" w:hanging="360"/>
+      </w:pPr>
+      <w:rPr>
+        <w:rFonts w:ascii="Wingdings" w:hAnsi="Wingdings" w:hint="default"/>
+      </w:rPr>
+    </w:lvl>
+    <w:lvl w:ilvl="6" w:tplc="10090001" w:tentative="1">
+      <w:start w:val="1"/>
+      <w:numFmt w:val="bullet"/>
+      <w:lvlText w:val=""/>
+      <w:lvlJc w:val="left"/>
+      <w:pPr>
+        <w:ind w:left="5040" w:hanging="360"/>
+      </w:pPr>
+      <w:rPr>
+        <w:rFonts w:ascii="Symbol" w:hAnsi="Symbol" w:hint="default"/>
+      </w:rPr>
+    </w:lvl>
+    <w:lvl w:ilvl="7" w:tplc="10090003" w:tentative="1">
+      <w:start w:val="1"/>
+      <w:numFmt w:val="bullet"/>
+      <w:lvlText w:val="o"/>
+      <w:lvlJc w:val="left"/>
+      <w:pPr>
+        <w:ind w:left="5760" w:hanging="360"/>
+      </w:pPr>
+      <w:rPr>
+        <w:rFonts w:ascii="Courier New" w:hAnsi="Courier New" w:cs="Courier New" w:hint="default"/>
+      </w:rPr>
+    </w:lvl>
+    <w:lvl w:ilvl="8" w:tplc="10090005" w:tentative="1">
+      <w:start w:val="1"/>
+      <w:numFmt w:val="bullet"/>
+      <w:lvlText w:val=""/>
+      <w:lvlJc w:val="left"/>
+      <w:pPr>
+        <w:ind w:left="6480" w:hanging="360"/>
+      </w:pPr>
+      <w:rPr>
+        <w:rFonts w:ascii="Wingdings" w:hAnsi="Wingdings" w:hint="default"/>
+      </w:rPr>
+    </w:lvl>
+  </w:abstractNum>
+  <w:num w:numId="1" w16cid:durableId="1430814508">
+    <w:abstractNumId w:val="0"/>
+  </w:num>
+  <w:num w:numId="2" w16cid:durableId="1077626359">
+    <w:abstractNumId w:val="1"/>
+  </w:num>
+  <w:num w:numId="3" w16cid:durableId="1278027475">
+    <w:abstractNumId w:val="2"/>
+  </w:num>
+</w:numbering>
 </file>
 
 <file path=word/styles.xml><?xml version="1.0" encoding="utf-8"?>
@@ -938,12 +1555,12 @@
     <w:rsid w:val="00EA49D9"/>
     <w:pPr>
       <w:pBdr>
-        <w:top w:val="single" w:sz="24" w:space="0" w:color="AD84C6" w:themeColor="accent1"/>
-        <w:left w:val="single" w:sz="24" w:space="0" w:color="AD84C6" w:themeColor="accent1"/>
-        <w:bottom w:val="single" w:sz="24" w:space="0" w:color="AD84C6" w:themeColor="accent1"/>
-        <w:right w:val="single" w:sz="24" w:space="0" w:color="AD84C6" w:themeColor="accent1"/>
+        <w:top w:val="single" w:sz="24" w:space="0" w:color="4E67C8" w:themeColor="accent1"/>
+        <w:left w:val="single" w:sz="24" w:space="0" w:color="4E67C8" w:themeColor="accent1"/>
+        <w:bottom w:val="single" w:sz="24" w:space="0" w:color="4E67C8" w:themeColor="accent1"/>
+        <w:right w:val="single" w:sz="24" w:space="0" w:color="4E67C8" w:themeColor="accent1"/>
       </w:pBdr>
-      <w:shd w:val="clear" w:color="auto" w:fill="AD84C6" w:themeFill="accent1"/>
+      <w:shd w:val="clear" w:color="auto" w:fill="4E67C8" w:themeFill="accent1"/>
       <w:spacing w:after="0"/>
       <w:outlineLvl w:val="0"/>
     </w:pPr>
@@ -966,12 +1583,12 @@
     <w:rsid w:val="00EA49D9"/>
     <w:pPr>
       <w:pBdr>
-        <w:top w:val="single" w:sz="24" w:space="0" w:color="EEE6F3" w:themeColor="accent1" w:themeTint="33"/>
-        <w:left w:val="single" w:sz="24" w:space="0" w:color="EEE6F3" w:themeColor="accent1" w:themeTint="33"/>
-        <w:bottom w:val="single" w:sz="24" w:space="0" w:color="EEE6F3" w:themeColor="accent1" w:themeTint="33"/>
-        <w:right w:val="single" w:sz="24" w:space="0" w:color="EEE6F3" w:themeColor="accent1" w:themeTint="33"/>
+        <w:top w:val="single" w:sz="24" w:space="0" w:color="DBE0F4" w:themeColor="accent1" w:themeTint="33"/>
+        <w:left w:val="single" w:sz="24" w:space="0" w:color="DBE0F4" w:themeColor="accent1" w:themeTint="33"/>
+        <w:bottom w:val="single" w:sz="24" w:space="0" w:color="DBE0F4" w:themeColor="accent1" w:themeTint="33"/>
+        <w:right w:val="single" w:sz="24" w:space="0" w:color="DBE0F4" w:themeColor="accent1" w:themeTint="33"/>
       </w:pBdr>
-      <w:shd w:val="clear" w:color="auto" w:fill="EEE6F3" w:themeFill="accent1" w:themeFillTint="33"/>
+      <w:shd w:val="clear" w:color="auto" w:fill="DBE0F4" w:themeFill="accent1" w:themeFillTint="33"/>
       <w:spacing w:after="0"/>
       <w:outlineLvl w:val="1"/>
     </w:pPr>
@@ -986,20 +1603,19 @@
     <w:next w:val="Normal"/>
     <w:link w:val="Heading3Char"/>
     <w:uiPriority w:val="9"/>
-    <w:semiHidden/>
     <w:unhideWhenUsed/>
     <w:qFormat/>
     <w:rsid w:val="00EA49D9"/>
     <w:pPr>
       <w:pBdr>
-        <w:top w:val="single" w:sz="6" w:space="2" w:color="AD84C6" w:themeColor="accent1"/>
+        <w:top w:val="single" w:sz="6" w:space="2" w:color="4E67C8" w:themeColor="accent1"/>
       </w:pBdr>
       <w:spacing w:before="300" w:after="0"/>
       <w:outlineLvl w:val="2"/>
     </w:pPr>
     <w:rPr>
       <w:caps/>
-      <w:color w:val="593470" w:themeColor="accent1" w:themeShade="7F"/>
+      <w:color w:val="202F69" w:themeColor="accent1" w:themeShade="7F"/>
       <w:spacing w:val="15"/>
     </w:rPr>
   </w:style>
@@ -1015,14 +1631,14 @@
     <w:rsid w:val="00EA49D9"/>
     <w:pPr>
       <w:pBdr>
-        <w:top w:val="dotted" w:sz="6" w:space="2" w:color="AD84C6" w:themeColor="accent1"/>
+        <w:top w:val="dotted" w:sz="6" w:space="2" w:color="4E67C8" w:themeColor="accent1"/>
       </w:pBdr>
       <w:spacing w:before="200" w:after="0"/>
       <w:outlineLvl w:val="3"/>
     </w:pPr>
     <w:rPr>
       <w:caps/>
-      <w:color w:val="864EA8" w:themeColor="accent1" w:themeShade="BF"/>
+      <w:color w:val="31479E" w:themeColor="accent1" w:themeShade="BF"/>
       <w:spacing w:val="10"/>
     </w:rPr>
   </w:style>
@@ -1038,14 +1654,14 @@
     <w:rsid w:val="00EA49D9"/>
     <w:pPr>
       <w:pBdr>
-        <w:bottom w:val="single" w:sz="6" w:space="1" w:color="AD84C6" w:themeColor="accent1"/>
+        <w:bottom w:val="single" w:sz="6" w:space="1" w:color="4E67C8" w:themeColor="accent1"/>
       </w:pBdr>
       <w:spacing w:before="200" w:after="0"/>
       <w:outlineLvl w:val="4"/>
     </w:pPr>
     <w:rPr>
       <w:caps/>
-      <w:color w:val="864EA8" w:themeColor="accent1" w:themeShade="BF"/>
+      <w:color w:val="31479E" w:themeColor="accent1" w:themeShade="BF"/>
       <w:spacing w:val="10"/>
     </w:rPr>
   </w:style>
@@ -1061,14 +1677,14 @@
     <w:rsid w:val="00EA49D9"/>
     <w:pPr>
       <w:pBdr>
-        <w:bottom w:val="dotted" w:sz="6" w:space="1" w:color="AD84C6" w:themeColor="accent1"/>
+        <w:bottom w:val="dotted" w:sz="6" w:space="1" w:color="4E67C8" w:themeColor="accent1"/>
       </w:pBdr>
       <w:spacing w:before="200" w:after="0"/>
       <w:outlineLvl w:val="5"/>
     </w:pPr>
     <w:rPr>
       <w:caps/>
-      <w:color w:val="864EA8" w:themeColor="accent1" w:themeShade="BF"/>
+      <w:color w:val="31479E" w:themeColor="accent1" w:themeShade="BF"/>
       <w:spacing w:val="10"/>
     </w:rPr>
   </w:style>
@@ -1088,7 +1704,7 @@
     </w:pPr>
     <w:rPr>
       <w:caps/>
-      <w:color w:val="864EA8" w:themeColor="accent1" w:themeShade="BF"/>
+      <w:color w:val="31479E" w:themeColor="accent1" w:themeShade="BF"/>
       <w:spacing w:val="10"/>
     </w:rPr>
   </w:style>
@@ -1175,7 +1791,7 @@
       <w:spacing w:val="15"/>
       <w:sz w:val="22"/>
       <w:szCs w:val="22"/>
-      <w:shd w:val="clear" w:color="auto" w:fill="AD84C6" w:themeFill="accent1"/>
+      <w:shd w:val="clear" w:color="auto" w:fill="4E67C8" w:themeFill="accent1"/>
     </w:rPr>
   </w:style>
   <w:style w:type="character" w:customStyle="1" w:styleId="Heading2Char">
@@ -1187,7 +1803,7 @@
     <w:rPr>
       <w:caps/>
       <w:spacing w:val="15"/>
-      <w:shd w:val="clear" w:color="auto" w:fill="EEE6F3" w:themeFill="accent1" w:themeFillTint="33"/>
+      <w:shd w:val="clear" w:color="auto" w:fill="DBE0F4" w:themeFill="accent1" w:themeFillTint="33"/>
     </w:rPr>
   </w:style>
   <w:style w:type="character" w:customStyle="1" w:styleId="Heading3Char">
@@ -1195,11 +1811,10 @@
     <w:basedOn w:val="DefaultParagraphFont"/>
     <w:link w:val="Heading3"/>
     <w:uiPriority w:val="9"/>
-    <w:semiHidden/>
     <w:rsid w:val="00EA49D9"/>
     <w:rPr>
       <w:caps/>
-      <w:color w:val="593470" w:themeColor="accent1" w:themeShade="7F"/>
+      <w:color w:val="202F69" w:themeColor="accent1" w:themeShade="7F"/>
       <w:spacing w:val="15"/>
     </w:rPr>
   </w:style>
@@ -1212,7 +1827,7 @@
     <w:rsid w:val="00EA49D9"/>
     <w:rPr>
       <w:caps/>
-      <w:color w:val="864EA8" w:themeColor="accent1" w:themeShade="BF"/>
+      <w:color w:val="31479E" w:themeColor="accent1" w:themeShade="BF"/>
       <w:spacing w:val="10"/>
     </w:rPr>
   </w:style>
@@ -1225,7 +1840,7 @@
     <w:rsid w:val="00EA49D9"/>
     <w:rPr>
       <w:caps/>
-      <w:color w:val="864EA8" w:themeColor="accent1" w:themeShade="BF"/>
+      <w:color w:val="31479E" w:themeColor="accent1" w:themeShade="BF"/>
       <w:spacing w:val="10"/>
     </w:rPr>
   </w:style>
@@ -1238,7 +1853,7 @@
     <w:rsid w:val="00EA49D9"/>
     <w:rPr>
       <w:caps/>
-      <w:color w:val="864EA8" w:themeColor="accent1" w:themeShade="BF"/>
+      <w:color w:val="31479E" w:themeColor="accent1" w:themeShade="BF"/>
       <w:spacing w:val="10"/>
     </w:rPr>
   </w:style>
@@ -1251,7 +1866,7 @@
     <w:rsid w:val="00EA49D9"/>
     <w:rPr>
       <w:caps/>
-      <w:color w:val="864EA8" w:themeColor="accent1" w:themeShade="BF"/>
+      <w:color w:val="31479E" w:themeColor="accent1" w:themeShade="BF"/>
       <w:spacing w:val="10"/>
     </w:rPr>
   </w:style>
@@ -1299,7 +1914,7 @@
     <w:rPr>
       <w:rFonts w:asciiTheme="majorHAnsi" w:eastAsiaTheme="majorEastAsia" w:hAnsiTheme="majorHAnsi" w:cstheme="majorBidi"/>
       <w:caps/>
-      <w:color w:val="AD84C6" w:themeColor="accent1"/>
+      <w:color w:val="4E67C8" w:themeColor="accent1"/>
       <w:spacing w:val="10"/>
       <w:sz w:val="52"/>
       <w:szCs w:val="52"/>
@@ -1314,7 +1929,7 @@
     <w:rPr>
       <w:rFonts w:asciiTheme="majorHAnsi" w:eastAsiaTheme="majorEastAsia" w:hAnsiTheme="majorHAnsi" w:cstheme="majorBidi"/>
       <w:caps/>
-      <w:color w:val="AD84C6" w:themeColor="accent1"/>
+      <w:color w:val="4E67C8" w:themeColor="accent1"/>
       <w:spacing w:val="10"/>
       <w:sz w:val="52"/>
       <w:szCs w:val="52"/>
@@ -1401,7 +2016,7 @@
       <w:b/>
       <w:bCs/>
       <w:caps/>
-      <w:color w:val="593470" w:themeColor="accent1" w:themeShade="7F"/>
+      <w:color w:val="202F69" w:themeColor="accent1" w:themeShade="7F"/>
       <w:spacing w:val="10"/>
     </w:rPr>
   </w:style>
@@ -1419,7 +2034,7 @@
       <w:jc w:val="center"/>
     </w:pPr>
     <w:rPr>
-      <w:color w:val="AD84C6" w:themeColor="accent1"/>
+      <w:color w:val="4E67C8" w:themeColor="accent1"/>
       <w:sz w:val="24"/>
       <w:szCs w:val="24"/>
     </w:rPr>
@@ -1431,7 +2046,7 @@
     <w:uiPriority w:val="30"/>
     <w:rsid w:val="00EA49D9"/>
     <w:rPr>
-      <w:color w:val="AD84C6" w:themeColor="accent1"/>
+      <w:color w:val="4E67C8" w:themeColor="accent1"/>
       <w:sz w:val="24"/>
       <w:szCs w:val="24"/>
     </w:rPr>
@@ -1447,7 +2062,7 @@
       <w:i/>
       <w:iCs/>
       <w:caps/>
-      <w:color w:val="AD84C6" w:themeColor="accent1"/>
+      <w:color w:val="4E67C8" w:themeColor="accent1"/>
     </w:rPr>
   </w:style>
   <w:style w:type="paragraph" w:styleId="Caption">
@@ -1462,7 +2077,7 @@
     <w:rPr>
       <w:b/>
       <w:bCs/>
-      <w:color w:val="864EA8" w:themeColor="accent1" w:themeShade="BF"/>
+      <w:color w:val="31479E" w:themeColor="accent1" w:themeShade="BF"/>
       <w:sz w:val="16"/>
       <w:szCs w:val="16"/>
     </w:rPr>
@@ -1484,7 +2099,7 @@
     <w:rsid w:val="00EA49D9"/>
     <w:rPr>
       <w:caps/>
-      <w:color w:val="593470" w:themeColor="accent1" w:themeShade="7F"/>
+      <w:color w:val="202F69" w:themeColor="accent1" w:themeShade="7F"/>
       <w:spacing w:val="5"/>
     </w:rPr>
   </w:style>
@@ -1505,7 +2120,7 @@
     <w:rPr>
       <w:i/>
       <w:iCs/>
-      <w:color w:val="593470" w:themeColor="accent1" w:themeShade="7F"/>
+      <w:color w:val="202F69" w:themeColor="accent1" w:themeShade="7F"/>
     </w:rPr>
   </w:style>
   <w:style w:type="character" w:styleId="SubtleReference">
@@ -1516,7 +2131,7 @@
     <w:rPr>
       <w:b/>
       <w:bCs/>
-      <w:color w:val="AD84C6" w:themeColor="accent1"/>
+      <w:color w:val="4E67C8" w:themeColor="accent1"/>
     </w:rPr>
   </w:style>
   <w:style w:type="character" w:styleId="BookTitle">
@@ -1551,7 +2166,7 @@
 <file path=word/theme/theme1.xml><?xml version="1.0" encoding="utf-8"?>
 <a:theme xmlns:a="http://schemas.openxmlformats.org/drawingml/2006/main" name="Office Theme">
   <a:themeElements>
-    <a:clrScheme name="Violet">
+    <a:clrScheme name="Slipstream">
       <a:dk1>
         <a:sysClr val="windowText" lastClr="000000"/>
       </a:dk1>
@@ -1559,34 +2174,34 @@
         <a:sysClr val="window" lastClr="FFFFFF"/>
       </a:lt1>
       <a:dk2>
-        <a:srgbClr val="373545"/>
+        <a:srgbClr val="212745"/>
       </a:dk2>
       <a:lt2>
-        <a:srgbClr val="DCD8DC"/>
+        <a:srgbClr val="B4DCFA"/>
       </a:lt2>
       <a:accent1>
-        <a:srgbClr val="AD84C6"/>
+        <a:srgbClr val="4E67C8"/>
       </a:accent1>
       <a:accent2>
-        <a:srgbClr val="8784C7"/>
+        <a:srgbClr val="5ECCF3"/>
       </a:accent2>
       <a:accent3>
-        <a:srgbClr val="5D739A"/>
+        <a:srgbClr val="A7EA52"/>
       </a:accent3>
       <a:accent4>
-        <a:srgbClr val="6997AF"/>
+        <a:srgbClr val="5DCEAF"/>
       </a:accent4>
       <a:accent5>
-        <a:srgbClr val="84ACB6"/>
+        <a:srgbClr val="FF8021"/>
       </a:accent5>
       <a:accent6>
-        <a:srgbClr val="6F8183"/>
+        <a:srgbClr val="F14124"/>
       </a:accent6>
       <a:hlink>
-        <a:srgbClr val="69A020"/>
+        <a:srgbClr val="56C7AA"/>
       </a:hlink>
       <a:folHlink>
-        <a:srgbClr val="8C8C8C"/>
+        <a:srgbClr val="59A8D1"/>
       </a:folHlink>
     </a:clrScheme>
     <a:fontScheme name="Calibri">
@@ -1661,7 +2276,7 @@
         <a:font script="Geor" typeface="Sylfaen"/>
       </a:minorFont>
     </a:fontScheme>
-    <a:fmtScheme name="Office">
+    <a:fmtScheme name="Frosted Glass">
       <a:fillStyleLst>
         <a:solidFill>
           <a:schemeClr val="phClr"/>
@@ -1670,23 +2285,32 @@
           <a:gsLst>
             <a:gs pos="0">
               <a:schemeClr val="phClr">
-                <a:lumMod val="110000"/>
-                <a:satMod val="105000"/>
-                <a:tint val="67000"/>
+                <a:tint val="1000"/>
+                <a:satMod val="100000"/>
               </a:schemeClr>
             </a:gs>
-            <a:gs pos="50000">
+            <a:gs pos="68000">
               <a:schemeClr val="phClr">
-                <a:lumMod val="105000"/>
-                <a:satMod val="103000"/>
+                <a:tint val="77000"/>
+                <a:satMod val="100000"/>
+              </a:schemeClr>
+            </a:gs>
+            <a:gs pos="81000">
+              <a:schemeClr val="phClr">
+                <a:tint val="79000"/>
+                <a:satMod val="100000"/>
+              </a:schemeClr>
+            </a:gs>
+            <a:gs pos="86000">
+              <a:schemeClr val="phClr">
                 <a:tint val="73000"/>
+                <a:satMod val="100000"/>
               </a:schemeClr>
             </a:gs>
             <a:gs pos="100000">
               <a:schemeClr val="phClr">
-                <a:lumMod val="105000"/>
-                <a:satMod val="109000"/>
-                <a:tint val="81000"/>
+                <a:tint val="35000"/>
+                <a:satMod val="100000"/>
               </a:schemeClr>
             </a:gs>
           </a:gsLst>
@@ -1696,23 +2320,51 @@
           <a:gsLst>
             <a:gs pos="0">
               <a:schemeClr val="phClr">
-                <a:satMod val="103000"/>
-                <a:lumMod val="102000"/>
-                <a:tint val="94000"/>
+                <a:tint val="73000"/>
+                <a:shade val="100000"/>
+                <a:satMod val="150000"/>
               </a:schemeClr>
             </a:gs>
-            <a:gs pos="50000">
+            <a:gs pos="25000">
               <a:schemeClr val="phClr">
-                <a:satMod val="110000"/>
-                <a:lumMod val="100000"/>
-                <a:shade val="100000"/>
+                <a:tint val="96000"/>
+                <a:shade val="80000"/>
+                <a:satMod val="105000"/>
+              </a:schemeClr>
+            </a:gs>
+            <a:gs pos="38000">
+              <a:schemeClr val="phClr">
+                <a:tint val="96000"/>
+                <a:shade val="59000"/>
+                <a:satMod val="120000"/>
+              </a:schemeClr>
+            </a:gs>
+            <a:gs pos="55000">
+              <a:schemeClr val="phClr">
+                <a:tint val="100000"/>
+                <a:shade val="57000"/>
+                <a:satMod val="120000"/>
+              </a:schemeClr>
+            </a:gs>
+            <a:gs pos="80000">
+              <a:schemeClr val="phClr">
+                <a:tint val="100000"/>
+                <a:shade val="56000"/>
+                <a:satMod val="145000"/>
+              </a:schemeClr>
+            </a:gs>
+            <a:gs pos="88000">
+              <a:schemeClr val="phClr">
+                <a:tint val="100000"/>
+                <a:shade val="63000"/>
+                <a:satMod val="160000"/>
               </a:schemeClr>
             </a:gs>
             <a:gs pos="100000">
               <a:schemeClr val="phClr">
-                <a:lumMod val="99000"/>
-                <a:satMod val="120000"/>
-                <a:shade val="78000"/>
+                <a:tint val="99000"/>
+                <a:shade val="100000"/>
+                <a:satMod val="155000"/>
               </a:schemeClr>
             </a:gs>
           </a:gsLst>
@@ -1720,26 +2372,26 @@
         </a:gradFill>
       </a:fillStyleLst>
       <a:lnStyleLst>
-        <a:ln w="6350" cap="flat" cmpd="sng" algn="ctr">
+        <a:ln w="9525" cap="flat" cmpd="sng" algn="ctr">
+          <a:solidFill>
+            <a:schemeClr val="phClr">
+              <a:shade val="95000"/>
+              <a:satMod val="105000"/>
+            </a:schemeClr>
+          </a:solidFill>
+          <a:prstDash val="solid"/>
+        </a:ln>
+        <a:ln w="25400" cap="flat" cmpd="sng" algn="ctr">
           <a:solidFill>
             <a:schemeClr val="phClr"/>
           </a:solidFill>
           <a:prstDash val="solid"/>
-          <a:miter lim="800000"/>
         </a:ln>
-        <a:ln w="12700" cap="flat" cmpd="sng" algn="ctr">
+        <a:ln w="38100" cap="flat" cmpd="sng" algn="ctr">
           <a:solidFill>
             <a:schemeClr val="phClr"/>
           </a:solidFill>
           <a:prstDash val="solid"/>
-          <a:miter lim="800000"/>
-        </a:ln>
-        <a:ln w="19050" cap="flat" cmpd="sng" algn="ctr">
-          <a:solidFill>
-            <a:schemeClr val="phClr"/>
-          </a:solidFill>
-          <a:prstDash val="solid"/>
-          <a:miter lim="800000"/>
         </a:ln>
       </a:lnStyleLst>
       <a:effectStyleLst>
@@ -1748,15 +2400,52 @@
         </a:effectStyle>
         <a:effectStyle>
           <a:effectLst/>
+          <a:scene3d>
+            <a:camera prst="orthographicFront">
+              <a:rot lat="0" lon="0" rev="0"/>
+            </a:camera>
+            <a:lightRig rig="glow" dir="tl">
+              <a:rot lat="0" lon="0" rev="1800000"/>
+            </a:lightRig>
+          </a:scene3d>
+          <a:sp3d contourW="10160" prstMaterial="dkEdge">
+            <a:bevelT w="0" h="0" prst="angle"/>
+            <a:contourClr>
+              <a:schemeClr val="phClr">
+                <a:shade val="30000"/>
+                <a:satMod val="150000"/>
+              </a:schemeClr>
+            </a:contourClr>
+          </a:sp3d>
         </a:effectStyle>
         <a:effectStyle>
           <a:effectLst>
-            <a:outerShdw blurRad="57150" dist="19050" dir="5400000" algn="ctr" rotWithShape="0">
-              <a:srgbClr val="000000">
-                <a:alpha val="63000"/>
-              </a:srgbClr>
-            </a:outerShdw>
+            <a:glow rad="50800">
+              <a:schemeClr val="phClr">
+                <a:tint val="68000"/>
+                <a:shade val="93000"/>
+                <a:alpha val="37000"/>
+                <a:satMod val="250000"/>
+              </a:schemeClr>
+            </a:glow>
           </a:effectLst>
+          <a:scene3d>
+            <a:camera prst="orthographicFront">
+              <a:rot lat="0" lon="0" rev="0"/>
+            </a:camera>
+            <a:lightRig rig="glow" dir="t">
+              <a:rot lat="0" lon="0" rev="1800000"/>
+            </a:lightRig>
+          </a:scene3d>
+          <a:sp3d contourW="10160" prstMaterial="dkEdge">
+            <a:bevelT w="20320" h="19050" prst="angle"/>
+            <a:contourClr>
+              <a:schemeClr val="phClr">
+                <a:shade val="30000"/>
+                <a:satMod val="150000"/>
+              </a:schemeClr>
+            </a:contourClr>
+          </a:sp3d>
         </a:effectStyle>
       </a:effectStyleLst>
       <a:bgFillStyleLst>
